--- a/dissertation-docx/lampiran/lampB.docx
+++ b/dissertation-docx/lampiran/lampB.docx
@@ -8956,6 +8956,9 @@
     <w:pPr>
       <w:wordWrap w:val="off"/>
     </w:pPr>
+    <w:rPr>
+      <w:rFonts w:ascii="Courier New" w:hAnsi="Courier New"/>
+    </w:rPr>
   </w:style>
   <w:style w:type="character" w:customStyle="1" w:styleId="KeywordTok">
     <w:name w:val="KeywordTok"/>
@@ -9205,6 +9208,15 @@
     <w:rPr>
       <w:rFonts w:ascii="Times New Roman" w:hAnsi="Times New Roman"/>
       <w:sz w:val="24"/>
+    </w:rPr>
+  </w:style>
+  <w:style w:type="character" w:customStyle="1" w:styleId="VerbatimChar">
+    <w:name w:val="Verbatim Char"/>
+    <w:basedOn w:val="DefaultParagraphFont"/>
+    <w:rPr>
+      <w:rFonts w:ascii="Courier New" w:hAnsi="Courier New"/>
+      <w:sz w:val="22"/>
+      <w:szCs w:val="22"/>
     </w:rPr>
   </w:style>
 </w:styles>

--- a/dissertation-docx/lampiran/lampB.docx
+++ b/dissertation-docx/lampiran/lampB.docx
@@ -5217,7 +5217,7 @@
       <w:type w:val="continuous"/>
       <w:pgSz w:code="9" w:h="16839" w:w="11907"/>
       <w:pgMar w:bottom="1699" w:footer="720" w:gutter="0" w:header="720" w:left="2275" w:right="1699" w:top="1699"/>
-      <w:pgNumType w:fmt="decimal" w:start="123"/>
+      <w:pgNumType w:fmt="decimal" w:start="135"/>
       <w:cols w:space="720"/>
       <w:docGrid w:linePitch="360"/>
     </w:sectPr>
